--- a/ServerType.docx
+++ b/ServerType.docx
@@ -1,6 +1,6 @@
 
 <file path=word/document.xml><?xml version="1.0" encoding="utf-8"?>
-<w:document xmlns:wpc="http://schemas.microsoft.com/office/word/2010/wordprocessingCanvas" xmlns:cx="http://schemas.microsoft.com/office/drawing/2014/chartex" xmlns:cx1="http://schemas.microsoft.com/office/drawing/2015/9/8/chartex" xmlns:cx2="http://schemas.microsoft.com/office/drawing/2015/10/21/chartex" xmlns:cx3="http://schemas.microsoft.com/office/drawing/2016/5/9/chartex" xmlns:cx4="http://schemas.microsoft.com/office/drawing/2016/5/10/chartex" xmlns:cx5="http://schemas.microsoft.com/office/drawing/2016/5/11/chartex" xmlns:cx6="http://schemas.microsoft.com/office/drawing/2016/5/12/chartex" xmlns:cx7="http://schemas.microsoft.com/office/drawing/2016/5/13/chartex" xmlns:cx8="http://schemas.microsoft.com/office/drawing/2016/5/14/chartex" xmlns:mc="http://schemas.openxmlformats.org/markup-compatibility/2006" xmlns:aink="http://schemas.microsoft.com/office/drawing/2016/ink" xmlns:am3d="http://schemas.microsoft.com/office/drawing/2017/model3d" xmlns:o="urn:schemas-microsoft-com:office:office" xmlns:oel="http://schemas.microsoft.com/office/2019/extlst" xmlns:r="http://schemas.openxmlformats.org/officeDocument/2006/relationships" xmlns:m="http://schemas.openxmlformats.org/officeDocument/2006/math" xmlns:v="urn:schemas-microsoft-com:vml" xmlns:wp14="http://schemas.microsoft.com/office/word/2010/wordprocessingDrawing" xmlns:wp="http://schemas.openxmlformats.org/drawingml/2006/wordprocessingDrawing" xmlns:w10="urn:schemas-microsoft-com:office:word" xmlns:w="http://schemas.openxmlformats.org/wordprocessingml/2006/main" xmlns:w14="http://schemas.microsoft.com/office/word/2010/wordml" xmlns:w15="http://schemas.microsoft.com/office/word/2012/wordml" xmlns:w16cex="http://schemas.microsoft.com/office/word/2018/wordml/cex" xmlns:w16cid="http://schemas.microsoft.com/office/word/2016/wordml/cid" xmlns:w16="http://schemas.microsoft.com/office/word/2018/wordml" xmlns:w16du="http://schemas.microsoft.com/office/word/2023/wordml/word16du" xmlns:w16sdtdh="http://schemas.microsoft.com/office/word/2020/wordml/sdtdatahash" xmlns:w16se="http://schemas.microsoft.com/office/word/2015/wordml/symex" xmlns:wpg="http://schemas.microsoft.com/office/word/2010/wordprocessingGroup" xmlns:wpi="http://schemas.microsoft.com/office/word/2010/wordprocessingInk" xmlns:wne="http://schemas.microsoft.com/office/word/2006/wordml" xmlns:wps="http://schemas.microsoft.com/office/word/2010/wordprocessingShape" mc:Ignorable="w14 w15 w16se w16cid w16 w16cex w16sdtdh w16du wp14">
+<w:document xmlns:wpc="http://schemas.microsoft.com/office/word/2010/wordprocessingCanvas" xmlns:cx="http://schemas.microsoft.com/office/drawing/2014/chartex" xmlns:cx1="http://schemas.microsoft.com/office/drawing/2015/9/8/chartex" xmlns:cx2="http://schemas.microsoft.com/office/drawing/2015/10/21/chartex" xmlns:cx3="http://schemas.microsoft.com/office/drawing/2016/5/9/chartex" xmlns:cx4="http://schemas.microsoft.com/office/drawing/2016/5/10/chartex" xmlns:cx5="http://schemas.microsoft.com/office/drawing/2016/5/11/chartex" xmlns:cx6="http://schemas.microsoft.com/office/drawing/2016/5/12/chartex" xmlns:cx7="http://schemas.microsoft.com/office/drawing/2016/5/13/chartex" xmlns:cx8="http://schemas.microsoft.com/office/drawing/2016/5/14/chartex" xmlns:mc="http://schemas.openxmlformats.org/markup-compatibility/2006" xmlns:aink="http://schemas.microsoft.com/office/drawing/2016/ink" xmlns:am3d="http://schemas.microsoft.com/office/drawing/2017/model3d" xmlns:o="urn:schemas-microsoft-com:office:office" xmlns:oel="http://schemas.microsoft.com/office/2019/extlst" xmlns:r="http://schemas.openxmlformats.org/officeDocument/2006/relationships" xmlns:m="http://schemas.openxmlformats.org/officeDocument/2006/math" xmlns:v="urn:schemas-microsoft-com:vml" xmlns:wp14="http://schemas.microsoft.com/office/word/2010/wordprocessingDrawing" xmlns:wp="http://schemas.openxmlformats.org/drawingml/2006/wordprocessingDrawing" xmlns:w10="urn:schemas-microsoft-com:office:word" xmlns:w="http://schemas.openxmlformats.org/wordprocessingml/2006/main" xmlns:w14="http://schemas.microsoft.com/office/word/2010/wordml" xmlns:w15="http://schemas.microsoft.com/office/word/2012/wordml" xmlns:w16cex="http://schemas.microsoft.com/office/word/2018/wordml/cex" xmlns:w16cid="http://schemas.microsoft.com/office/word/2016/wordml/cid" xmlns:w16="http://schemas.microsoft.com/office/word/2018/wordml" xmlns:w16du="http://schemas.microsoft.com/office/word/2023/wordml/word16du" xmlns:w16sdtdh="http://schemas.microsoft.com/office/word/2020/wordml/sdtdatahash" xmlns:w16sdtfl="http://schemas.microsoft.com/office/word/2024/wordml/sdtformatlock" xmlns:w16se="http://schemas.microsoft.com/office/word/2015/wordml/symex" xmlns:wpg="http://schemas.microsoft.com/office/word/2010/wordprocessingGroup" xmlns:wpi="http://schemas.microsoft.com/office/word/2010/wordprocessingInk" xmlns:wne="http://schemas.microsoft.com/office/word/2006/wordml" xmlns:wps="http://schemas.microsoft.com/office/word/2010/wordprocessingShape" mc:Ignorable="w14 w15 w16se w16cid w16 w16cex w16sdtdh w16sdtfl w16du wp14">
   <w:body>
     <w:p>
       <w:pPr>
@@ -168,10 +168,10 @@
           <w:lang w:val="en"/>
         </w:rPr>
         <w:drawing>
-          <wp:inline distT="0" distB="0" distL="0" distR="0" wp14:anchorId="35D7131B" wp14:editId="2EDE05F6">
-            <wp:extent cx="2638793" cy="2534004"/>
-            <wp:effectExtent l="0" t="0" r="0" b="0"/>
-            <wp:docPr id="1510067419" name="Picture 1" descr="A screenshot of a computer&#10;&#10;Description automatically generated"/>
+          <wp:inline distT="0" distB="0" distL="0" distR="0" wp14:anchorId="62A71003" wp14:editId="2836BADF">
+            <wp:extent cx="2448267" cy="2133898"/>
+            <wp:effectExtent l="0" t="0" r="9525" b="0"/>
+            <wp:docPr id="1231510208" name="Picture 1" descr="A screenshot of a computer&#10;&#10;AI-generated content may be incorrect."/>
             <wp:cNvGraphicFramePr>
               <a:graphicFrameLocks xmlns:a="http://schemas.openxmlformats.org/drawingml/2006/main" noChangeAspect="1"/>
             </wp:cNvGraphicFramePr>
@@ -179,7 +179,7 @@
               <a:graphicData uri="http://schemas.openxmlformats.org/drawingml/2006/picture">
                 <pic:pic xmlns:pic="http://schemas.openxmlformats.org/drawingml/2006/picture">
                   <pic:nvPicPr>
-                    <pic:cNvPr id="1510067419" name="Picture 1" descr="A screenshot of a computer&#10;&#10;Description automatically generated"/>
+                    <pic:cNvPr id="1231510208" name="Picture 1" descr="A screenshot of a computer&#10;&#10;AI-generated content may be incorrect."/>
                     <pic:cNvPicPr/>
                   </pic:nvPicPr>
                   <pic:blipFill>
@@ -191,7 +191,7 @@
                   <pic:spPr>
                     <a:xfrm>
                       <a:off x="0" y="0"/>
-                      <a:ext cx="2638793" cy="2534004"/>
+                      <a:ext cx="2448267" cy="2133898"/>
                     </a:xfrm>
                     <a:prstGeom prst="rect">
                       <a:avLst/>
@@ -511,16 +511,10 @@
     <w:p>
       <w:pPr>
         <w:pStyle w:val="Heading2"/>
-        <w:tabs>
-          <w:tab w:val="left" w:pos="720"/>
-        </w:tabs>
         <w:ind w:left="0"/>
       </w:pPr>
       <w:r>
-        <w:t xml:space="preserve">Outworldz </w:t>
-      </w:r>
-      <w:r>
-        <w:t>Server</w:t>
+        <w:t>Region Ports</w:t>
       </w:r>
     </w:p>
     <w:p>
@@ -534,49 +528,21 @@
           <w:lang w:val="en"/>
         </w:rPr>
       </w:pPr>
-      <w:proofErr w:type="gramStart"/>
-      <w:r>
-        <w:rPr>
-          <w:rFonts w:cs="Verdana"/>
-          <w:lang w:val="en"/>
-        </w:rPr>
-        <w:t xml:space="preserve">A </w:t>
-      </w:r>
-      <w:r>
-        <w:rPr>
-          <w:rFonts w:cs="Verdana"/>
-          <w:lang w:val="en"/>
-        </w:rPr>
-        <w:t>Outworldz</w:t>
-      </w:r>
-      <w:proofErr w:type="gramEnd"/>
-      <w:r>
-        <w:rPr>
-          <w:rFonts w:cs="Verdana"/>
-          <w:lang w:val="en"/>
-        </w:rPr>
-        <w:t xml:space="preserve"> </w:t>
-      </w:r>
-      <w:r>
-        <w:rPr>
-          <w:rFonts w:cs="Verdana"/>
-          <w:lang w:val="en"/>
-        </w:rPr>
-        <w:t xml:space="preserve">server uses a </w:t>
-      </w:r>
-      <w:r>
-        <w:rPr>
-          <w:rFonts w:cs="Verdana"/>
-          <w:lang w:val="en"/>
-        </w:rPr>
-        <w:t xml:space="preserve">the Outworldz.com </w:t>
-      </w:r>
-      <w:r>
-        <w:rPr>
-          <w:rFonts w:cs="Verdana"/>
-          <w:lang w:val="en"/>
-        </w:rPr>
-        <w:t xml:space="preserve">Grid Server for all assets and login services. Only regions and their content are stored locally. </w:t>
+      <w:r>
+        <w:rPr>
+          <w:rFonts w:cs="Verdana"/>
+          <w:b/>
+          <w:bCs/>
+          <w:lang w:val="en"/>
+        </w:rPr>
+        <w:t>External Hostname</w:t>
+      </w:r>
+      <w:r>
+        <w:rPr>
+          <w:rFonts w:cs="Verdana"/>
+          <w:lang w:val="en"/>
+        </w:rPr>
+        <w:t>: If on the same LAN as the Host Robust machine, this can be left alone, as port forwards do the work. If on a Different WAN, the IP address of DNS name of the Region Server MUST be entered here.</w:t>
       </w:r>
     </w:p>
     <w:p>
@@ -593,103 +559,12 @@
       <w:r>
         <w:rPr>
           <w:rFonts w:cs="Verdana"/>
-          <w:lang w:val="en"/>
-        </w:rPr>
-        <w:t xml:space="preserve"> </w:t>
-      </w:r>
-      <w:r>
-        <w:rPr>
-          <w:rFonts w:cs="Verdana"/>
-          <w:lang w:val="en"/>
-        </w:rPr>
-        <w:t xml:space="preserve">Outworldz </w:t>
-      </w:r>
-      <w:r>
-        <w:rPr>
-          <w:rFonts w:cs="Verdana"/>
-          <w:lang w:val="en"/>
-        </w:rPr>
-        <w:t xml:space="preserve">Server always uses the same Domain Name and port </w:t>
-      </w:r>
-      <w:proofErr w:type="gramStart"/>
-      <w:r>
-        <w:rPr>
-          <w:rFonts w:cs="Verdana"/>
-          <w:lang w:val="en"/>
-        </w:rPr>
-        <w:t>9000</w:t>
-      </w:r>
-      <w:proofErr w:type="gramEnd"/>
-      <w:r>
-        <w:rPr>
-          <w:rFonts w:cs="Verdana"/>
-          <w:lang w:val="en"/>
-        </w:rPr>
-        <w:t xml:space="preserve"> </w:t>
-      </w:r>
-      <w:r>
-        <w:rPr>
-          <w:rFonts w:cs="Verdana"/>
-          <w:lang w:val="en"/>
-        </w:rPr>
-        <w:t xml:space="preserve">as the </w:t>
-      </w:r>
-      <w:r>
-        <w:rPr>
-          <w:rFonts w:cs="Verdana"/>
-          <w:lang w:val="en"/>
-        </w:rPr>
-        <w:t>outworldz.com server.</w:t>
-      </w:r>
-    </w:p>
-    <w:p>
-      <w:pPr>
-        <w:pStyle w:val="Heading2"/>
-        <w:ind w:left="0"/>
-      </w:pPr>
-      <w:r>
-        <w:t>Region Ports</w:t>
-      </w:r>
-    </w:p>
-    <w:p>
-      <w:pPr>
-        <w:tabs>
-          <w:tab w:val="left" w:pos="720"/>
-          <w:tab w:val="left" w:pos="810"/>
-        </w:tabs>
-        <w:rPr>
-          <w:rFonts w:cs="Verdana"/>
-          <w:lang w:val="en"/>
-        </w:rPr>
-      </w:pPr>
-      <w:r>
-        <w:rPr>
-          <w:rFonts w:cs="Verdana"/>
           <w:b/>
           <w:bCs/>
           <w:lang w:val="en"/>
         </w:rPr>
-        <w:t>External Hostname</w:t>
-      </w:r>
-      <w:r>
-        <w:rPr>
-          <w:rFonts w:cs="Verdana"/>
-          <w:lang w:val="en"/>
-        </w:rPr>
-        <w:t>: If on the same LAN as the Host Robust machine, this can be left alone, as port forwards do the work. If on a Different WAN, the IP address of DNS name of the Region Server MUST be entered here.</w:t>
-      </w:r>
-    </w:p>
-    <w:p>
-      <w:pPr>
-        <w:tabs>
-          <w:tab w:val="left" w:pos="720"/>
-          <w:tab w:val="left" w:pos="810"/>
-        </w:tabs>
-        <w:rPr>
-          <w:rFonts w:cs="Verdana"/>
-          <w:lang w:val="en"/>
-        </w:rPr>
-      </w:pPr>
+        <w:t>Internal IP</w:t>
+      </w:r>
       <w:r>
         <w:rPr>
           <w:rFonts w:cs="Verdana"/>
@@ -697,26 +572,7 @@
           <w:bCs/>
           <w:lang w:val="en"/>
         </w:rPr>
-        <w:t>Internal IP</w:t>
-      </w:r>
-      <w:r>
-        <w:rPr>
-          <w:rFonts w:cs="Verdana"/>
-          <w:b/>
-          <w:bCs/>
-          <w:lang w:val="en"/>
-        </w:rPr>
-        <w:t xml:space="preserve"> For Regions</w:t>
-      </w:r>
-      <w:proofErr w:type="gramStart"/>
-      <w:r>
-        <w:rPr>
-          <w:rFonts w:cs="Verdana"/>
-          <w:b/>
-          <w:bCs/>
-          <w:lang w:val="en"/>
-        </w:rPr>
-        <w:t xml:space="preserve">:  </w:t>
+        <w:t xml:space="preserve"> For Regions:  </w:t>
       </w:r>
       <w:r>
         <w:rPr>
@@ -730,38 +586,14 @@
           <w:rFonts w:cs="Verdana"/>
           <w:lang w:val="en"/>
         </w:rPr>
-        <w:t>he</w:t>
-      </w:r>
-      <w:proofErr w:type="gramEnd"/>
-      <w:r>
-        <w:rPr>
-          <w:rFonts w:cs="Verdana"/>
-          <w:lang w:val="en"/>
-        </w:rPr>
-        <w:t xml:space="preserve"> LAN IP of the </w:t>
-      </w:r>
-      <w:r>
-        <w:rPr>
-          <w:rFonts w:cs="Verdana"/>
-          <w:lang w:val="en"/>
-        </w:rPr>
-        <w:t>remote region server. Typically a 192.168.</w:t>
-      </w:r>
-      <w:proofErr w:type="gramStart"/>
-      <w:r>
-        <w:rPr>
-          <w:rFonts w:cs="Verdana"/>
-          <w:lang w:val="en"/>
-        </w:rPr>
-        <w:t>*.*</w:t>
-      </w:r>
-      <w:proofErr w:type="gramEnd"/>
-      <w:r>
-        <w:rPr>
-          <w:rFonts w:cs="Verdana"/>
-          <w:lang w:val="en"/>
-        </w:rPr>
-        <w:t xml:space="preserve"> IP.</w:t>
+        <w:t xml:space="preserve">he LAN IP of the </w:t>
+      </w:r>
+      <w:r>
+        <w:rPr>
+          <w:rFonts w:cs="Verdana"/>
+          <w:lang w:val="en"/>
+        </w:rPr>
+        <w:t>remote region server. Typically a 192.168.*.* IP.</w:t>
       </w:r>
     </w:p>
     <w:p>
@@ -872,7 +704,7 @@
 </file>
 
 <file path=word/styles.xml><?xml version="1.0" encoding="utf-8"?>
-<w:styles xmlns:mc="http://schemas.openxmlformats.org/markup-compatibility/2006" xmlns:r="http://schemas.openxmlformats.org/officeDocument/2006/relationships" xmlns:w="http://schemas.openxmlformats.org/wordprocessingml/2006/main" xmlns:w14="http://schemas.microsoft.com/office/word/2010/wordml" xmlns:w15="http://schemas.microsoft.com/office/word/2012/wordml" xmlns:w16cex="http://schemas.microsoft.com/office/word/2018/wordml/cex" xmlns:w16cid="http://schemas.microsoft.com/office/word/2016/wordml/cid" xmlns:w16="http://schemas.microsoft.com/office/word/2018/wordml" xmlns:w16du="http://schemas.microsoft.com/office/word/2023/wordml/word16du" xmlns:w16sdtdh="http://schemas.microsoft.com/office/word/2020/wordml/sdtdatahash" xmlns:w16se="http://schemas.microsoft.com/office/word/2015/wordml/symex" mc:Ignorable="w14 w15 w16se w16cid w16 w16cex w16sdtdh w16du">
+<w:styles xmlns:mc="http://schemas.openxmlformats.org/markup-compatibility/2006" xmlns:r="http://schemas.openxmlformats.org/officeDocument/2006/relationships" xmlns:w="http://schemas.openxmlformats.org/wordprocessingml/2006/main" xmlns:w14="http://schemas.microsoft.com/office/word/2010/wordml" xmlns:w15="http://schemas.microsoft.com/office/word/2012/wordml" xmlns:w16cex="http://schemas.microsoft.com/office/word/2018/wordml/cex" xmlns:w16cid="http://schemas.microsoft.com/office/word/2016/wordml/cid" xmlns:w16="http://schemas.microsoft.com/office/word/2018/wordml" xmlns:w16du="http://schemas.microsoft.com/office/word/2023/wordml/word16du" xmlns:w16sdtdh="http://schemas.microsoft.com/office/word/2020/wordml/sdtdatahash" xmlns:w16sdtfl="http://schemas.microsoft.com/office/word/2024/wordml/sdtformatlock" xmlns:w16se="http://schemas.microsoft.com/office/word/2015/wordml/symex" mc:Ignorable="w14 w15 w16se w16cid w16 w16cex w16sdtdh w16sdtfl w16du">
   <w:docDefaults>
     <w:rPrDefault>
       <w:rPr>
